--- a/documents/CV-Alfonso-Rodriguez-ES.docx
+++ b/documents/CV-Alfonso-Rodriguez-ES.docx
@@ -63,7 +63,7 @@
           <w:b w:val="0"/>
           <w:sz w:val="18"/>
         </w:rPr>
-        <w:t>Full Stack Developer con foco en producto, en búsqueda de un rol de Product Owner. Experiencia en investigación de usuarios, definición de MVP y priorización de roadmaps, con formación en Administración de Empresas. Llevé MedShift desde discovery a una beta: dos médicos lo usan hace tres meses y un tercero hace una semana.</w:t>
+        <w:t>Profesional de producto con experiencia full stack y formación en Administración de Empresas, en búsqueda de un rol de Product Owner. Experiencia en gestión de backlog, investigación de usuarios, definición de MVP y priorización con stakeholders. Participación en ceremonias de Scrum y en la definición de criterios de aceptación.</w:t>
       </w:r>
     </w:p>
     <w:p>
@@ -90,7 +90,7 @@
           <w:b w:val="0"/>
           <w:sz w:val="18"/>
         </w:rPr>
-        <w:t>Producto: Investigación de usuarios, entrevistas de descubrimiento, definición de MVP, priorización de roadmaps, coordinación con stakeholders, Figma</w:t>
+        <w:t>Producto: Gestión de backlog, priorización de roadmaps, criterios de aceptación, Scrum, investigación de usuarios, definición de MVP, coordinación con stakeholders, Jira, Figma</w:t>
       </w:r>
     </w:p>
     <w:p>
@@ -157,7 +157,7 @@
           <w:b w:val="0"/>
           <w:sz w:val="18"/>
         </w:rPr>
-        <w:t>- Realicé una encuesta de 50 respuestas que cambió el enfoque, la hipótesis de precio y las prioridades del MVP; llevé discovery, alcance y desarrollo.</w:t>
+        <w:t>- Investigué necesidades con una encuesta de 50 respuestas que cambió el enfoque, el precio previsto y las prioridades del MVP; gestioné de forma autónoma el backlog y el desarrollo.</w:t>
       </w:r>
     </w:p>
     <w:p>
@@ -225,7 +225,7 @@
           <w:b w:val="0"/>
           <w:sz w:val="18"/>
         </w:rPr>
-        <w:t>- Definí el MVP y el roadmap, realicé reuniones de descubrimiento y cerré alianzas con clubes cannábicos para orientar los requisitos del producto.</w:t>
+        <w:t>- Definí el MVP y el roadmap y gestioné el backlog de forma autónoma; realicé discovery y cerré alianzas con clubes para orientar los requisitos del producto.</w:t>
       </w:r>
     </w:p>
     <w:p>
@@ -239,7 +239,7 @@
           <w:b w:val="0"/>
           <w:sz w:val="18"/>
         </w:rPr>
-        <w:t>- Diseñé e implementé la arquitectura con Next.js, TypeScript, Prisma y PostgreSQL; usé Server Actions para operaciones de datos y SSR para renderizar páginas.</w:t>
+        <w:t>- Diseñé e implementé la arquitectura full stack con Next.js, TypeScript, Prisma y PostgreSQL.</w:t>
       </w:r>
     </w:p>
     <w:p>
@@ -266,6 +266,20 @@
           <w:sz w:val="17"/>
         </w:rPr>
         <w:t>Nov 2023 - Dic 2024</w:t>
+      </w:r>
+    </w:p>
+    <w:p>
+      <w:pPr>
+        <w:keepNext w:val="0"/>
+        <w:spacing w:before="0" w:after="40"/>
+        <w:ind w:left="180" w:hanging="140"/>
+      </w:pPr>
+      <w:r>
+        <w:rPr>
+          <w:b w:val="0"/>
+          <w:sz w:val="18"/>
+        </w:rPr>
+        <w:t>- Gestioné el backlog y participé en la definición de criterios de aceptación; decidí prioridades considerando al equipo comercial, mi jefe, el cliente y los usuarios.</w:t>
       </w:r>
     </w:p>
     <w:p>
@@ -347,7 +361,7 @@
           <w:b w:val="0"/>
           <w:sz w:val="18"/>
         </w:rPr>
-        <w:t>- Participé en pruebas unitarias y de integración, documentación de QA, revisión de PRs y seguimiento de despliegues.</w:t>
+        <w:t>- Gestioné el backlog junto con el lead developer y participé en ceremonias de Scrum, QA, revisión de PRs y seguimiento de despliegues.</w:t>
       </w:r>
     </w:p>
     <w:p>
@@ -480,6 +494,19 @@
           <w:sz w:val="18"/>
         </w:rPr>
         <w:t>Español: nativo · Inglés: C2 · Portugués: básico</w:t>
+      </w:r>
+    </w:p>
+    <w:p>
+      <w:pPr>
+        <w:keepNext w:val="0"/>
+        <w:spacing w:before="0" w:after="60"/>
+      </w:pPr>
+      <w:r>
+        <w:rPr>
+          <w:b w:val="0"/>
+          <w:sz w:val="18"/>
+        </w:rPr>
+        <w:t>Disponibilidad inmediata · Jornada completa · Uruguay o remoto · Contractor / freelance</w:t>
       </w:r>
     </w:p>
     <w:sectPr>
